--- a/shopping-cart-spring-boot-main/target/classes/templates/docx/doc_3.docx
+++ b/shopping-cart-spring-boot-main/target/classes/templates/docx/doc_3.docx
@@ -184,7 +184,7 @@
                                     </pic:cNvPicPr>
                                   </pic:nvPicPr>
                                   <pic:blipFill>
-                                    <a:blip r:embed="rId6">
+                                    <a:blip r:embed="rId7">
                                       <a:extLst>
                                         <a:ext uri="{28A0092B-C50C-407E-A947-70E740481C1C}">
                                           <a14:useLocalDpi xmlns:a14="http://schemas.microsoft.com/office/drawing/2010/main" val="0"/>
@@ -430,19 +430,8 @@
           <w:color w:val="000000" w:themeColor="text1"/>
           <w:sz w:val="32"/>
           <w:szCs w:val="32"/>
-          <w:cs/>
-        </w:rPr>
-        <w:t>256</w:t>
-      </w:r>
-      <w:r>
-        <w:rPr>
-          <w:rFonts w:ascii="TH Sarabun New" w:hAnsi="TH Sarabun New" w:cs="TH Sarabun New" w:hint="cs"/>
-          <w:color w:val="000000" w:themeColor="text1"/>
-          <w:sz w:val="32"/>
-          <w:szCs w:val="32"/>
-          <w:cs/>
-        </w:rPr>
-        <w:t xml:space="preserve">9 </w:t>
+        </w:rPr>
+        <w:t>{{no._year}}</w:t>
       </w:r>
     </w:p>
     <w:p>
@@ -824,15 +813,7 @@
           <w:sz w:val="32"/>
           <w:szCs w:val="32"/>
         </w:rPr>
-        <w:t>dropdown_position</w:t>
-      </w:r>
-      <w:r>
-        <w:rPr>
-          <w:rFonts w:ascii="TH Sarabun New" w:hAnsi="TH Sarabun New" w:cs="TH Sarabun New"/>
-          <w:sz w:val="32"/>
-          <w:szCs w:val="32"/>
-        </w:rPr>
-        <w:t>nd</w:t>
+        <w:t>dropdown_positionnd</w:t>
       </w:r>
       <w:proofErr w:type="spellEnd"/>
       <w:r>
@@ -1114,15 +1095,7 @@
           <w:sz w:val="32"/>
           <w:szCs w:val="32"/>
         </w:rPr>
-        <w:t>2</w:t>
-      </w:r>
-      <w:r>
-        <w:rPr>
-          <w:rFonts w:ascii="TH Sarabun New" w:hAnsi="TH Sarabun New" w:cs="TH Sarabun New"/>
-          <w:sz w:val="32"/>
-          <w:szCs w:val="32"/>
-        </w:rPr>
-        <w:t>}}</w:t>
+        <w:t>2}}</w:t>
       </w:r>
       <w:r>
         <w:rPr>
@@ -2434,6 +2407,7 @@
   <w:style w:type="character" w:default="1" w:styleId="DefaultParagraphFont">
     <w:name w:val="Default Paragraph Font"/>
     <w:uiPriority w:val="1"/>
+    <w:semiHidden/>
     <w:unhideWhenUsed/>
   </w:style>
   <w:style w:type="table" w:default="1" w:styleId="TableNormal">
